--- a/lessions/0008_1.docx
+++ b/lessions/0008_1.docx
@@ -132,7 +132,13 @@
     </w:p>
     <w:p>
       <w:r>
-        <w:t>That is Minh and nam’s company.-&gt; Đó là công từ của Minh và Nam</w:t>
+        <w:t>That is Minh and nam’s company.-&gt; Đó là công t</w:t>
+      </w:r>
+      <w:r>
+        <w:t>y</w:t>
+      </w:r>
+      <w:r>
+        <w:t xml:space="preserve"> của Minh và Nam</w:t>
       </w:r>
     </w:p>
     <w:p>
@@ -198,7 +204,13 @@
     </w:p>
     <w:p>
       <w:r>
-        <w:t>The color of the car. -&gt; Mày của chiếc xe</w:t>
+        <w:t>The color of the car. -&gt; Mà</w:t>
+      </w:r>
+      <w:r>
+        <w:t>u</w:t>
+      </w:r>
+      <w:r>
+        <w:t xml:space="preserve"> của chiếc xe</w:t>
       </w:r>
     </w:p>
     <w:p>
@@ -253,7 +265,13 @@
     </w:p>
     <w:p>
       <w:r>
-        <w:t>This is my pen -&gt; đây là bú của tôi</w:t>
+        <w:t>This is my pen -&gt; đây là bú</w:t>
+      </w:r>
+      <w:r>
+        <w:t>t</w:t>
+      </w:r>
+      <w:r>
+        <w:t xml:space="preserve"> của tôi</w:t>
       </w:r>
     </w:p>
     <w:p>
@@ -334,7 +352,16 @@
     </w:p>
     <w:p>
       <w:r>
-        <w:t>7. PHÂN BIẾT TÍNH TỪ SỞ HỮU VÀ ĐẠI TỪ SỞ.</w:t>
+        <w:t>7. PHÂN BI</w:t>
+      </w:r>
+      <w:r>
+        <w:t>Ệ</w:t>
+      </w:r>
+      <w:r>
+        <w:t>T TÍNH TỪ SỞ HỮU VÀ ĐẠI TỪ SỞ</w:t>
+      </w:r>
+      <w:r>
+        <w:t xml:space="preserve"> HỮU.</w:t>
       </w:r>
     </w:p>
     <w:p>

--- a/lessions/0008_1.docx
+++ b/lessions/0008_1.docx
@@ -445,11 +445,6 @@
     <w:p>
       <w:r>
         <w:t>9. GHI NHỚ</w:t>
-      </w:r>
-    </w:p>
-    <w:p>
-      <w:r>
-        <w:t xml:space="preserve">  </w:t>
       </w:r>
     </w:p>
     <w:p>
